--- a/cblm-builder/templates/20_learning_experience.docx
+++ b/cblm-builder/templates/20_learning_experience.docx
@@ -335,6 +335,8 @@
           <w:p>
             <w:r>
               <w:t>Answering Let’s Exercise {{X}}.{{Y}}-{{Z}}. {{Contents_Z}}</w:t>
+            </w:r>
+            <w:r>
               <w:br/>
               <w:t>Compare answers to Answer Key {{X}}.{{Y}}-{{Z}} {{Contents_Z}}</w:t>
             </w:r>
@@ -418,6 +420,8 @@
           <w:p>
             <w:r>
               <w:t>Answering Let’s Exercise {{X}}.{{Y}}-{{Z}}. {{Contents_Z}}</w:t>
+            </w:r>
+            <w:r>
               <w:br/>
               <w:t>Compare answers to Answer Key {{X}}.{{Y}}-{{Z}} {{Contents_Z}}</w:t>
             </w:r>
@@ -501,6 +505,8 @@
           <w:p>
             <w:r>
               <w:t>Answering Let’s Exercise {{X}}.{{Y}}-{{Z}}. {{Contents_Z}}</w:t>
+            </w:r>
+            <w:r>
               <w:br/>
               <w:t>Compare answers to Answer Key {{X}}.{{Y}}-{{Z}} {{Contents_Z}}</w:t>
             </w:r>
@@ -584,6 +590,8 @@
           <w:p>
             <w:r>
               <w:t>Answering Let’s Exercise {{X}}.{{Y}}-{{Z}}. {{Contents_Z}}</w:t>
+            </w:r>
+            <w:r>
               <w:br/>
               <w:t>Compare answers to Answer Key {{X}}.{{Y}}-{{Z}} {{Contents_Z}}</w:t>
             </w:r>
@@ -667,6 +675,8 @@
           <w:p>
             <w:r>
               <w:t>Answering Let’s Exercise {{X}}.{{Y}}-{{Z}}. {{Contents_Z}}</w:t>
+            </w:r>
+            <w:r>
               <w:br/>
               <w:t>Compare answers to Answer Key {{X}}.{{Y}}-{{Z}} {{Contents_Z}}</w:t>
             </w:r>
@@ -750,6 +760,8 @@
           <w:p>
             <w:r>
               <w:t>Answering Let’s Exercise {{X}}.{{Y}}-{{Z}}. {{Contents_Z}}</w:t>
+            </w:r>
+            <w:r>
               <w:br/>
               <w:t>Compare answers to Answer Key {{X}}.{{Y}}-{{Z}} {{Contents_Z}}</w:t>
             </w:r>
@@ -833,6 +845,96 @@
           <w:p>
             <w:r>
               <w:t>Answering Let’s Exercise {{X}}.{{Y}}-{{Z}}. {{Contents_Z}}</w:t>
+            </w:r>
+            <w:r>
+              <w:br/>
+            </w:r>
+            <w:r>
+              <w:lastRenderedPageBreak/>
+              <w:t>Compare answers to Answer Key {{X}}.{{Y}}-{{Z}} {{Contents_Z}}</w:t>
+            </w:r>
+          </w:p>
+        </w:tc>
+        <w:tc>
+          <w:tcPr>
+            <w:tcW w:w="5395" w:type="dxa"/>
+            <w:vMerge/>
+          </w:tcPr>
+          <w:p>
+            <w:pPr>
+              <w:rPr>
+                <w:rFonts w:ascii="Bookman Old Style" w:hAnsi="Bookman Old Style"/>
+                <w:b/>
+                <w:bCs/>
+              </w:rPr>
+            </w:pPr>
+          </w:p>
+        </w:tc>
+      </w:tr>
+      <w:tr>
+        <w:tc>
+          <w:tcPr>
+            <w:tcW w:w="5395" w:type="dxa"/>
+          </w:tcPr>
+          <w:p>
+            <w:r>
+              <w:t>Performing Let’s Apply {{X}}.{{Y}}-{{Z}}.  {{la_title_z}}</w:t>
+            </w:r>
+          </w:p>
+        </w:tc>
+        <w:tc>
+          <w:tcPr>
+            <w:tcW w:w="5395" w:type="dxa"/>
+            <w:vMerge/>
+          </w:tcPr>
+          <w:p>
+            <w:pPr>
+              <w:rPr>
+                <w:rFonts w:ascii="Bookman Old Style" w:hAnsi="Bookman Old Style"/>
+                <w:b/>
+                <w:bCs/>
+              </w:rPr>
+            </w:pPr>
+          </w:p>
+        </w:tc>
+      </w:tr>
+      <w:tr>
+        <w:tc>
+          <w:tcPr>
+            <w:tcW w:w="5395" w:type="dxa"/>
+          </w:tcPr>
+          <w:p>
+            <w:r>
+              <w:t>Reading Key Facts {{X}}.{{Y}}-{{Z}}. {{Contents_Z}}</w:t>
+            </w:r>
+          </w:p>
+        </w:tc>
+        <w:tc>
+          <w:tcPr>
+            <w:tcW w:w="5395" w:type="dxa"/>
+            <w:vMerge/>
+          </w:tcPr>
+          <w:p>
+            <w:pPr>
+              <w:rPr>
+                <w:rFonts w:ascii="Bookman Old Style" w:hAnsi="Bookman Old Style"/>
+                <w:b/>
+                <w:bCs/>
+              </w:rPr>
+            </w:pPr>
+          </w:p>
+        </w:tc>
+      </w:tr>
+      <w:tr>
+        <w:tc>
+          <w:tcPr>
+            <w:tcW w:w="5395" w:type="dxa"/>
+          </w:tcPr>
+          <w:p>
+            <w:r>
+              <w:t>Answering Let’s Exercise {{X}}.{{Y}}-{{Z}}. {{Contents_Z}}</w:t>
+            </w:r>
+            <w:r>
               <w:br/>
               <w:t>Compare answers to Answer Key {{X}}.{{Y}}-{{Z}} {{Contents_Z}}</w:t>
             </w:r>
@@ -916,6 +1018,8 @@
           <w:p>
             <w:r>
               <w:t>Answering Let’s Exercise {{X}}.{{Y}}-{{Z}}. {{Contents_Z}}</w:t>
+            </w:r>
+            <w:r>
               <w:br/>
               <w:t>Compare answers to Answer Key {{X}}.{{Y}}-{{Z}} {{Contents_Z}}</w:t>
             </w:r>
@@ -999,6 +1103,8 @@
           <w:p>
             <w:r>
               <w:t>Answering Let’s Exercise {{X}}.{{Y}}-{{Z}}. {{Contents_Z}}</w:t>
+            </w:r>
+            <w:r>
               <w:br/>
               <w:t>Compare answers to Answer Key {{X}}.{{Y}}-{{Z}} {{Contents_Z}}</w:t>
             </w:r>
@@ -1082,6 +1188,8 @@
           <w:p>
             <w:r>
               <w:t>Answering Let’s Exercise {{X}}.{{Y}}-{{Z}}. {{Contents_Z}}</w:t>
+            </w:r>
+            <w:r>
               <w:br/>
               <w:t>Compare answers to Answer Key {{X}}.{{Y}}-{{Z}} {{Contents_Z}}</w:t>
             </w:r>
@@ -1165,6 +1273,8 @@
           <w:p>
             <w:r>
               <w:t>Answering Let’s Exercise {{X}}.{{Y}}-{{Z}}. {{Contents_Z}}</w:t>
+            </w:r>
+            <w:r>
               <w:br/>
               <w:t>Compare answers to Answer Key {{X}}.{{Y}}-{{Z}} {{Contents_Z}}</w:t>
             </w:r>
@@ -1248,6 +1358,8 @@
           <w:p>
             <w:r>
               <w:t>Answering Let’s Exercise {{X}}.{{Y}}-{{Z}}. {{Contents_Z}}</w:t>
+            </w:r>
+            <w:r>
               <w:br/>
               <w:t>Compare answers to Answer Key {{X}}.{{Y}}-{{Z}} {{Contents_Z}}</w:t>
             </w:r>
@@ -1303,6 +1415,7 @@
           </w:tcPr>
           <w:p>
             <w:r>
+              <w:lastRenderedPageBreak/>
               <w:t>Reading Key Facts {{X}}.{{Y}}-{{Z}}. {{Contents_Z}}</w:t>
             </w:r>
           </w:p>
@@ -1331,89 +1444,8 @@
           <w:p>
             <w:r>
               <w:t>Answering Let’s Exercise {{X}}.{{Y}}-{{Z}}. {{Contents_Z}}</w:t>
-              <w:br/>
-              <w:t>Compare answers to Answer Key {{X}}.{{Y}}-{{Z}} {{Contents_Z}}</w:t>
-            </w:r>
-          </w:p>
-        </w:tc>
-        <w:tc>
-          <w:tcPr>
-            <w:tcW w:w="5395" w:type="dxa"/>
-            <w:vMerge/>
-          </w:tcPr>
-          <w:p>
-            <w:pPr>
-              <w:rPr>
-                <w:rFonts w:ascii="Bookman Old Style" w:hAnsi="Bookman Old Style"/>
-                <w:b/>
-                <w:bCs/>
-              </w:rPr>
-            </w:pPr>
-          </w:p>
-        </w:tc>
-      </w:tr>
-      <w:tr>
-        <w:tc>
-          <w:tcPr>
-            <w:tcW w:w="5395" w:type="dxa"/>
-          </w:tcPr>
-          <w:p>
-            <w:r>
-              <w:t>Performing Let’s Apply {{X}}.{{Y}}-{{Z}}.  {{la_title_z}}</w:t>
-            </w:r>
-          </w:p>
-        </w:tc>
-        <w:tc>
-          <w:tcPr>
-            <w:tcW w:w="5395" w:type="dxa"/>
-            <w:vMerge/>
-          </w:tcPr>
-          <w:p>
-            <w:pPr>
-              <w:rPr>
-                <w:rFonts w:ascii="Bookman Old Style" w:hAnsi="Bookman Old Style"/>
-                <w:b/>
-                <w:bCs/>
-              </w:rPr>
-            </w:pPr>
-          </w:p>
-        </w:tc>
-      </w:tr>
-      <w:tr>
-        <w:tc>
-          <w:tcPr>
-            <w:tcW w:w="5395" w:type="dxa"/>
-          </w:tcPr>
-          <w:p>
-            <w:r>
-              <w:t>Reading Key Facts {{X}}.{{Y}}-{{Z}}. {{Contents_Z}}</w:t>
-            </w:r>
-          </w:p>
-        </w:tc>
-        <w:tc>
-          <w:tcPr>
-            <w:tcW w:w="5395" w:type="dxa"/>
-            <w:vMerge/>
-          </w:tcPr>
-          <w:p>
-            <w:pPr>
-              <w:rPr>
-                <w:rFonts w:ascii="Bookman Old Style" w:hAnsi="Bookman Old Style"/>
-                <w:b/>
-                <w:bCs/>
-              </w:rPr>
-            </w:pPr>
-          </w:p>
-        </w:tc>
-      </w:tr>
-      <w:tr>
-        <w:tc>
-          <w:tcPr>
-            <w:tcW w:w="5395" w:type="dxa"/>
-          </w:tcPr>
-          <w:p>
-            <w:r>
-              <w:t>Answering Let’s Exercise {{X}}.{{Y}}-{{Z}}. {{Contents_Z}}</w:t>
+            </w:r>
+            <w:r>
               <w:br/>
               <w:t>Compare answers to Answer Key {{X}}.{{Y}}-{{Z}} {{Contents_Z}}</w:t>
             </w:r>
@@ -1471,23 +1503,6 @@
           <w:bCs/>
         </w:rPr>
       </w:pPr>
-    </w:p>
-    <w:p>
-      <w:pPr>
-        <w:rPr>
-          <w:rFonts w:ascii="Bookman Old Style" w:hAnsi="Bookman Old Style"/>
-          <w:b/>
-          <w:bCs/>
-        </w:rPr>
-      </w:pPr>
-      <w:r>
-        <w:rPr>
-          <w:rFonts w:ascii="Bookman Old Style" w:hAnsi="Bookman Old Style"/>
-          <w:b/>
-          <w:bCs/>
-        </w:rPr>
-        <w:br w:type="page"/>
-      </w:r>
     </w:p>
     <w:p>
       <w:pPr>
